--- a/信息可视化/Output/实验材料/信息可视化设计_实验报告封面_实验3_影视班.docx
+++ b/信息可视化/Output/实验材料/信息可视化设计_实验报告封面_实验3_影视班.docx
@@ -393,7 +393,7 @@
           <w:sz w:val="32"/>
           <w:szCs w:val="32"/>
         </w:rPr>
-        <w:t xml:space="preserve">2026.03.27</w:t>
+        <w:t>XXXX</w:t>
       </w:r>
     </w:p>
     <w:p>

--- a/信息可视化/Output/实验材料/信息可视化设计_实验报告封面_实验3_影视班.docx
+++ b/信息可视化/Output/实验材料/信息可视化设计_实验报告封面_实验3_影视班.docx
@@ -410,6 +410,25 @@
     </w:p>
     <w:p>
       <w:pPr>
+        <w:widowControl/>
+        <w:jc w:val="left"/>
+        <w:rPr>
+          <w:color w:val="000000"/>
+          <w:sz w:val="30"/>
+          <w:szCs w:val="30"/>
+        </w:rPr>
+      </w:pPr>
+      <w:r>
+        <w:rPr>
+          <w:color w:val="000000"/>
+          <w:sz w:val="30"/>
+          <w:szCs w:val="30"/>
+        </w:rPr>
+        <w:br w:type="page"/>
+      </w:r>
+    </w:p>
+    <w:p>
+      <w:pPr>
         <w:spacing w:line="360" w:lineRule="auto"/>
         <w:rPr>
           <w:color w:val="000000"/>
@@ -445,7 +464,6 @@
           <w:sz w:val="44"/>
           <w:szCs w:val="44"/>
         </w:rPr>
-        <w:lastRenderedPageBreak/>
         <w:t>实验报告说明</w:t>
       </w:r>
     </w:p>
@@ -835,7 +853,6 @@
             <w:pPr>
               <w:jc w:val="center"/>
               <w:rPr>
-                <w:rFonts w:hint="eastAsia"/>
                 <w:sz w:val="24"/>
                 <w:szCs w:val="24"/>
               </w:rPr>
@@ -1013,7 +1030,6 @@
               <w:spacing w:line="288" w:lineRule="auto"/>
               <w:ind w:firstLineChars="200" w:firstLine="480"/>
               <w:rPr>
-                <w:rFonts w:hint="eastAsia"/>
                 <w:sz w:val="24"/>
                 <w:szCs w:val="24"/>
               </w:rPr>
@@ -1426,6 +1442,8 @@
           </w:tcPr>
           <w:p>
             <w:pPr>
+              <w:spacing w:line="400" w:lineRule="exact"/>
+              <w:ind w:rightChars="193" w:right="405"/>
               <w:rPr>
                 <w:b/>
                 <w:bCs/>
@@ -1447,6 +1465,8 @@
           </w:p>
           <w:p>
             <w:pPr>
+              <w:spacing w:line="400" w:lineRule="exact"/>
+              <w:ind w:rightChars="193" w:right="405"/>
               <w:rPr>
                 <w:rFonts w:ascii="SimSun" w:hAnsi="SimSun" w:cs="SimSun"/>
                 <w:b/>
@@ -1458,6 +1478,8 @@
           </w:p>
           <w:p>
             <w:pPr>
+              <w:spacing w:line="400" w:lineRule="exact"/>
+              <w:ind w:rightChars="193" w:right="405"/>
               <w:rPr>
                 <w:rFonts w:ascii="SimSun" w:hAnsi="SimSun" w:cs="SimSun"/>
                 <w:b/>
@@ -1479,52 +1501,27 @@
           </w:p>
           <w:p>
             <w:pPr>
+              <w:spacing w:line="400" w:lineRule="exact"/>
+              <w:ind w:rightChars="193" w:right="405"/>
               <w:rPr>
                 <w:rFonts w:ascii="SimSun" w:hAnsi="SimSun" w:cs="SimSun"/>
                 <w:sz w:val="24"/>
                 <w:szCs w:val="24"/>
               </w:rPr>
             </w:pPr>
-          </w:p>
-          <w:p>
-            <w:pPr>
-              <w:rPr>
-                <w:rFonts w:ascii="SimSun" w:hAnsi="SimSun" w:cs="SimSun"/>
-                <w:sz w:val="24"/>
-                <w:szCs w:val="24"/>
-              </w:rPr>
-            </w:pPr>
-          </w:p>
-          <w:p>
-            <w:pPr>
-              <w:rPr>
-                <w:rFonts w:ascii="SimSun" w:hAnsi="SimSun" w:cs="SimSun"/>
-                <w:sz w:val="24"/>
-                <w:szCs w:val="24"/>
-              </w:rPr>
-            </w:pPr>
-          </w:p>
-          <w:p>
-            <w:pPr>
-              <w:rPr>
-                <w:rFonts w:ascii="SimSun" w:hAnsi="SimSun" w:cs="SimSun"/>
-                <w:sz w:val="24"/>
-                <w:szCs w:val="24"/>
-              </w:rPr>
-            </w:pPr>
-          </w:p>
-          <w:p>
-            <w:pPr>
-              <w:rPr>
-                <w:rFonts w:ascii="SimSun" w:hAnsi="SimSun" w:cs="SimSun"/>
-                <w:sz w:val="24"/>
-                <w:szCs w:val="24"/>
-              </w:rPr>
-            </w:pPr>
-          </w:p>
-          <w:p>
-            <w:pPr>
-              <w:ind w:firstLineChars="2100" w:firstLine="5060"/>
+            <w:r>
+              <w:rPr>
+                <w:rFonts w:ascii="SimSun" w:hAnsi="SimSun" w:cs="SimSun" w:hint="eastAsia"/>
+                <w:sz w:val="24"/>
+                <w:szCs w:val="24"/>
+              </w:rPr>
+              <w:t>{{comment}}</w:t>
+            </w:r>
+          </w:p>
+          <w:p>
+            <w:pPr>
+              <w:spacing w:line="400" w:lineRule="exact"/>
+              <w:ind w:rightChars="193" w:right="405" w:firstLineChars="2100" w:firstLine="5060"/>
               <w:rPr>
                 <w:rFonts w:ascii="SimSun" w:hAnsi="SimSun" w:cs="SimSun"/>
                 <w:sz w:val="24"/>
@@ -1541,9 +1538,19 @@
               </w:rPr>
               <w:t>评分：</w:t>
             </w:r>
-          </w:p>
-          <w:p>
-            <w:pPr>
+            <w:r>
+              <w:rPr>
+                <w:rFonts w:ascii="SimSun" w:hAnsi="SimSun" w:cs="SimSun" w:hint="eastAsia"/>
+                <w:sz w:val="24"/>
+                <w:szCs w:val="24"/>
+              </w:rPr>
+              <w:t>{{score}}</w:t>
+            </w:r>
+          </w:p>
+          <w:p>
+            <w:pPr>
+              <w:spacing w:line="400" w:lineRule="exact"/>
+              <w:ind w:rightChars="193" w:right="405"/>
               <w:rPr>
                 <w:rFonts w:ascii="SimSun" w:hAnsi="SimSun" w:cs="SimSun"/>
                 <w:sz w:val="24"/>
@@ -1554,10 +1561,12 @@
           <w:p>
             <w:pPr>
               <w:wordWrap w:val="0"/>
-              <w:ind w:firstLineChars="1700" w:firstLine="4096"/>
-              <w:rPr>
-                <w:sz w:val="32"/>
-                <w:szCs w:val="32"/>
+              <w:spacing w:line="400" w:lineRule="exact"/>
+              <w:ind w:rightChars="193" w:right="405" w:firstLineChars="1700" w:firstLine="4096"/>
+              <w:rPr>
+                <w:rFonts w:ascii="SimSun" w:hAnsi="SimSun" w:cs="SimSun"/>
+                <w:sz w:val="24"/>
+                <w:szCs w:val="24"/>
               </w:rPr>
             </w:pPr>
             <w:r>
@@ -1570,6 +1579,23 @@
               </w:rPr>
               <w:t>指导教师签字：</w:t>
             </w:r>
+            <w:r>
+              <w:rPr>
+                <w:rFonts w:ascii="SimSun" w:hAnsi="SimSun" w:cs="SimSun" w:hint="eastAsia"/>
+                <w:sz w:val="24"/>
+                <w:szCs w:val="24"/>
+              </w:rPr>
+              <w:t>{{sign}}</w:t>
+            </w:r>
+          </w:p>
+          <w:p>
+            <w:pPr>
+              <w:wordWrap w:val="0"/>
+              <w:rPr>
+                <w:sz w:val="32"/>
+                <w:szCs w:val="32"/>
+              </w:rPr>
+            </w:pPr>
           </w:p>
         </w:tc>
       </w:tr>

--- a/信息可视化/Output/实验材料/信息可视化设计_实验报告封面_实验3_影视班.docx
+++ b/信息可视化/Output/实验材料/信息可视化设计_实验报告封面_实验3_影视班.docx
@@ -212,7 +212,7 @@
           <w:sz w:val="32"/>
           <w:szCs w:val="32"/>
         </w:rPr>
-        <w:t xml:space="preserve">交互可视化开发</w:t>
+        <w:t xml:space="preserve">多维信息可视化系统综合设计与实现</w:t>
       </w:r>
     </w:p>
     <w:p>
@@ -982,7 +982,7 @@
                 <w:sz w:val="24"/>
                 <w:szCs w:val="24"/>
               </w:rPr>
-              <w:t xml:space="preserve">（一）运用 Vibe Coding 工作流，基于 Web 技术实现具有响应式交互功能的可视化组件。</w:t>
+              <w:t xml:space="preserve">（一）能够独立完成从原始数据处理（数据到数据转换）到最终视觉呈现的全流程。</w:t>
             </w:r>
           </w:p>
           <w:p>
@@ -1002,7 +1002,7 @@
                 <w:sz w:val="24"/>
                 <w:szCs w:val="24"/>
               </w:rPr>
-              <w:t xml:space="preserve">（二）掌握分步提示词接力策略，驱动 AI 生成 ECharts 或 D3.js 组件并进行调试。</w:t>
+              <w:t xml:space="preserve">（二）针对不同卷面主题（A卷：生活类，B卷：商业专业类），展现准确的情感表达与数据洞察。</w:t>
             </w:r>
           </w:p>
           <w:p>
@@ -1022,7 +1022,7 @@
                 <w:sz w:val="24"/>
                 <w:szCs w:val="24"/>
               </w:rPr>
-              <w:t xml:space="preserve">（三）实现数据的动态加载与绑定（异步 fetch / CSV 解析），并添加前端过渡动效。</w:t>
+              <w:t xml:space="preserve">（三）灵活运用不限工具（包含代码、设计软件或手绘），突破工具限制完成可视化创作。</w:t>
             </w:r>
           </w:p>
           <w:p>
@@ -1084,7 +1084,7 @@
                 <w:sz w:val="24"/>
                 <w:szCs w:val="24"/>
               </w:rPr>
-              <w:t xml:space="preserve">1. 硬件：个人计算机（学校机房或自备）</w:t>
+              <w:t xml:space="preserve">1. 硬件：个人计算机或手绘工具</w:t>
             </w:r>
           </w:p>
           <w:p>
@@ -1104,7 +1104,7 @@
                 <w:sz w:val="24"/>
                 <w:szCs w:val="24"/>
               </w:rPr>
-              <w:t xml:space="preserve">2. 软件：Windows 10+；ECharts / D3.js、HTML + CSS + JS、GSAP / ScrollTrigger（可选）、AI 辅助工具</w:t>
+              <w:t xml:space="preserve">2. 软件/工具：不限（可使用 D3.js、RAWGraphs、Figma、PS、AI、或马克笔、水彩等传统手绘工具）</w:t>
             </w:r>
           </w:p>
           <w:bookmarkEnd w:id="25"/>
@@ -1177,7 +1177,7 @@
                 <w:sz w:val="24"/>
                 <w:szCs w:val="24"/>
               </w:rPr>
-              <w:t xml:space="preserve">1. 确定交互目标：筛选/缩放/详情提示/滚动叙事（Scrollytelling），至少实现 2 种。</w:t>
+              <w:t xml:space="preserve">1. 明确卷面主题（生活类 vs 商业类），进行目标数据搜集或模拟。</w:t>
             </w:r>
           </w:p>
           <w:p>
@@ -1196,7 +1196,7 @@
                 <w:sz w:val="24"/>
                 <w:szCs w:val="24"/>
               </w:rPr>
-              <w:t xml:space="preserve">2. 采用分步提示词接力策略驱动 AI 生成 ECharts 或 D3.js 组件。</w:t>
+              <w:t xml:space="preserve">2. 执行"数据到数据转换"：完成数据的聚合、过滤、重计算或结构映射。</w:t>
             </w:r>
           </w:p>
           <w:p>
@@ -1215,7 +1215,7 @@
                 <w:sz w:val="24"/>
                 <w:szCs w:val="24"/>
               </w:rPr>
-              <w:t xml:space="preserve">3. 实现数据的动态加载与绑定（异步 fetch / CSV 解析）。</w:t>
+              <w:t xml:space="preserve">3. 制定视觉隐喻与通道映射策略。</w:t>
             </w:r>
           </w:p>
           <w:p>
@@ -1234,7 +1234,7 @@
                 <w:sz w:val="24"/>
                 <w:szCs w:val="24"/>
               </w:rPr>
-              <w:t xml:space="preserve">4. 添加前端动效（过渡动画/hover 高亮/联动过滤）。</w:t>
+              <w:t xml:space="preserve">4. 使用自选工具（数字或手绘）完成最终可视化产出。</w:t>
             </w:r>
           </w:p>
           <w:p>
@@ -1253,7 +1253,7 @@
                 <w:sz w:val="24"/>
                 <w:szCs w:val="24"/>
               </w:rPr>
-              <w:t xml:space="preserve">5. 本地运行并录制演示视频。</w:t>
+              <w:t xml:space="preserve">5. 提交作品并撰写综合报告。</w:t>
             </w:r>
           </w:p>
           <w:p>

--- a/信息可视化/Output/实验材料/信息可视化设计_实验报告封面_实验3_影视班.docx
+++ b/信息可视化/Output/实验材料/信息可视化设计_实验报告封面_实验3_影视班.docx
@@ -1002,7 +1002,7 @@
                 <w:sz w:val="24"/>
                 <w:szCs w:val="24"/>
               </w:rPr>
-              <w:t xml:space="preserve">（二）针对不同卷面主题（A卷：生活类，B卷：商业专业类），展现准确的情感表达与数据洞察。</w:t>
+              <w:t xml:space="preserve">（二）针对不同卷面主题（A卷：面向生活，B卷：面向消费平台），展现准确的情感表达与深度的价值洞察。</w:t>
             </w:r>
           </w:p>
           <w:p>
@@ -1022,7 +1022,7 @@
                 <w:sz w:val="24"/>
                 <w:szCs w:val="24"/>
               </w:rPr>
-              <w:t xml:space="preserve">（三）灵活运用不限工具（包含代码、设计软件或手绘），突破工具限制完成可视化创作。</w:t>
+              <w:t xml:space="preserve">（三）灵活运用不限工具，掌握手绘隐喻表达或数据计算驱动的图表制作能力。</w:t>
             </w:r>
           </w:p>
           <w:p>
